--- a/outputs_main_discovery_analysis/Table1_sample_discovery.docx
+++ b/outputs_main_discovery_analysis/Table1_sample_discovery.docx
@@ -1384,7 +1384,7 @@
                 <w:szCs w:val="22"/>
                 <w:color w:val="000000"/>
               </w:rPr>
-              <w:t xml:space="preserve">22 (21.0%)</w:t>
+              <w:t xml:space="preserve">50 (37.6%)</w:t>
             </w:r>
           </w:p>
         </w:tc>
@@ -1498,7 +1498,7 @@
                 <w:szCs w:val="22"/>
                 <w:color w:val="000000"/>
               </w:rPr>
-              <w:t xml:space="preserve">83 (79.0%)</w:t>
+              <w:t xml:space="preserve">83 (62.4%)</w:t>
             </w:r>
           </w:p>
         </w:tc>
@@ -1612,7 +1612,7 @@
                 <w:szCs w:val="22"/>
                 <w:color w:val="000000"/>
               </w:rPr>
-              <w:t xml:space="preserve">68 (64.8%)</w:t>
+              <w:t xml:space="preserve">96 (72.2%)</w:t>
             </w:r>
           </w:p>
         </w:tc>
@@ -1726,7 +1726,7 @@
                 <w:szCs w:val="22"/>
                 <w:color w:val="000000"/>
               </w:rPr>
-              <w:t xml:space="preserve">37 (35.2%)</w:t>
+              <w:t xml:space="preserve">37 (27.8%)</w:t>
             </w:r>
           </w:p>
         </w:tc>
@@ -1840,7 +1840,7 @@
                 <w:szCs w:val="22"/>
                 <w:color w:val="000000"/>
               </w:rPr>
-              <w:t xml:space="preserve">86 (81.9%)</w:t>
+              <w:t xml:space="preserve">114 (85.7%)</w:t>
             </w:r>
           </w:p>
         </w:tc>
@@ -1954,7 +1954,7 @@
                 <w:szCs w:val="22"/>
                 <w:color w:val="000000"/>
               </w:rPr>
-              <w:t xml:space="preserve">19 (18.1%)</w:t>
+              <w:t xml:space="preserve">19 (14.3%)</w:t>
             </w:r>
           </w:p>
         </w:tc>
